--- a/backend/data/procurement_process/专土23-07 广钢新城加压站建设工程总承包/专土23-07-格栅盖板、盲板、通风帽、冲洗快接头、堵头等材料/3.合同文件呈批表.docx
+++ b/backend/data/procurement_process/专土23-07 广钢新城加压站建设工程总承包/专土23-07-格栅盖板、盲板、通风帽、冲洗快接头、堵头等材料/3.合同文件呈批表.docx
@@ -574,7 +574,7 @@
                 <w:szCs w:val="24"/>
                 <w:lang w:val="en-US" w:eastAsia="zh-CN"/>
               </w:rPr>
-              <w:t xml:space="preserve">材料采购</w:t>
+              <w:t xml:space="preserve">材料租赁</w:t>
             </w:r>
           </w:p>
         </w:tc>
